--- a/gtm-decks/tech-lead-kt/CSPulse_User_Perspective_Guide.docx
+++ b/gtm-decks/tech-lead-kt/CSPulse_User_Perspective_Guide.docx
@@ -1297,6 +1297,214 @@
     </w:p>
     <w:p>
       <w:pPr>
+        <w:spacing w:after="120" w:before="120"/>
+        <w:jc w:val="center"/>
+      </w:pPr>
+      <w:r>
+        <w:drawing>
+          <wp:inline distT="0" distB="0" distL="0" distR="0">
+            <wp:extent cx="5524500" cy="3457575"/>
+            <wp:effectExtent t="0" r="0" b="0" l="0"/>
+            <wp:docPr id="1" name="" descr="" title=""/>
+            <wp:cNvGraphicFramePr>
+              <a:graphicFrameLocks xmlns:a="http://schemas.openxmlformats.org/drawingml/2006/main" noChangeAspect="1"/>
+            </wp:cNvGraphicFramePr>
+            <a:graphic xmlns:a="http://schemas.openxmlformats.org/drawingml/2006/main">
+              <a:graphicData uri="http://schemas.openxmlformats.org/drawingml/2006/picture">
+                <pic:pic xmlns:pic="http://schemas.openxmlformats.org/drawingml/2006/picture">
+                  <pic:nvPicPr>
+                    <pic:cNvPr id="0" name="" descr=""/>
+                    <pic:cNvPicPr>
+                      <a:picLocks noChangeAspect="1" noChangeArrowheads="1"/>
+                    </pic:cNvPicPr>
+                  </pic:nvPicPr>
+                  <pic:blipFill>
+                    <a:blip r:embed="rId7" cstate="none"/>
+                    <a:srcRect/>
+                    <a:stretch>
+                      <a:fillRect/>
+                    </a:stretch>
+                  </pic:blipFill>
+                  <pic:spPr bwMode="auto">
+                    <a:xfrm>
+                      <a:off x="0" y="0"/>
+                      <a:ext cx="5524500" cy="3457575"/>
+                    </a:xfrm>
+                    <a:prstGeom prst="rect">
+                      <a:avLst/>
+                    </a:prstGeom>
+                  </pic:spPr>
+                </pic:pic>
+              </a:graphicData>
+            </a:graphic>
+          </wp:inline>
+        </w:drawing>
+      </w:r>
+    </w:p>
+    <w:p>
+      <w:pPr>
+        <w:spacing w:after="240"/>
+        <w:jc w:val="center"/>
+      </w:pPr>
+      <w:r>
+        <w:rPr>
+          <w:i/>
+          <w:iCs/>
+          <w:color w:val="606060"/>
+          <w:sz w:val="18"/>
+          <w:szCs w:val="18"/>
+        </w:rPr>
+        <w:t xml:space="preserve">CRO dashboard — top-of-fold on cust 334 (live screenshot, late May 2026)</w:t>
+      </w:r>
+    </w:p>
+    <w:p>
+      <w:pPr>
+        <w:spacing w:after="80" w:before="60"/>
+      </w:pPr>
+      <w:r>
+        <w:rPr>
+          <w:b/>
+          <w:bCs/>
+          <w:sz w:val="20"/>
+          <w:szCs w:val="20"/>
+        </w:rPr>
+        <w:t xml:space="preserve">On the screenshot above, look at:</w:t>
+      </w:r>
+    </w:p>
+    <w:p>
+      <w:pPr>
+        <w:spacing w:after="60"/>
+        <w:ind w:left="200"/>
+      </w:pPr>
+      <w:r>
+        <w:rPr>
+          <w:b/>
+          <w:bCs/>
+          <w:sz w:val="20"/>
+          <w:szCs w:val="20"/>
+        </w:rPr>
+        <w:t xml:space="preserve">1. </w:t>
+      </w:r>
+      <w:r>
+        <w:rPr>
+          <w:sz w:val="20"/>
+          <w:szCs w:val="20"/>
+        </w:rPr>
+        <w:t xml:space="preserve">Top header — 'REVENUE INTELLIGENCE · Q2 2026' with the Q3/Q4/TTM tab selector to the right. Tab switching is a pure UI transform on cached data (no new API call fires).</w:t>
+      </w:r>
+    </w:p>
+    <w:p>
+      <w:pPr>
+        <w:spacing w:after="60"/>
+        <w:ind w:left="200"/>
+      </w:pPr>
+      <w:r>
+        <w:rPr>
+          <w:b/>
+          <w:bCs/>
+          <w:sz w:val="20"/>
+          <w:szCs w:val="20"/>
+        </w:rPr>
+        <w:t xml:space="preserve">2. </w:t>
+      </w:r>
+      <w:r>
+        <w:rPr>
+          <w:sz w:val="20"/>
+          <w:szCs w:val="20"/>
+        </w:rPr>
+        <w:t xml:space="preserve">'HOW TO READ CRO METRICS' — collapsed expandable metric guide (added by commit 904184fed, the Phases 0–5 honesty work).</w:t>
+      </w:r>
+    </w:p>
+    <w:p>
+      <w:pPr>
+        <w:spacing w:after="60"/>
+        <w:ind w:left="200"/>
+      </w:pPr>
+      <w:r>
+        <w:rPr>
+          <w:b/>
+          <w:bCs/>
+          <w:sz w:val="20"/>
+          <w:szCs w:val="20"/>
+        </w:rPr>
+        <w:t xml:space="preserve">3. </w:t>
+      </w:r>
+      <w:r>
+        <w:rPr>
+          <w:sz w:val="20"/>
+          <w:szCs w:val="20"/>
+        </w:rPr>
+        <w:t xml:space="preserve">'REVENUE INTELLIGENCE (CONTEXT GRAPH)' strip — Confirmed Revenue at Risk $39.9M / Protected $32.5M / Expansion Pipeline $24.5M. Each tile sourced from context-graph OUTCOME nodes (evidence-weighted), with 'View 8 sample outcomes →' drill-down per tile.</w:t>
+      </w:r>
+    </w:p>
+    <w:p>
+      <w:pPr>
+        <w:spacing w:after="60"/>
+        <w:ind w:left="200"/>
+      </w:pPr>
+      <w:r>
+        <w:rPr>
+          <w:b/>
+          <w:bCs/>
+          <w:sz w:val="20"/>
+          <w:szCs w:val="20"/>
+        </w:rPr>
+        <w:t xml:space="preserve">4. </w:t>
+      </w:r>
+      <w:r>
+        <w:rPr>
+          <w:sz w:val="20"/>
+          <w:szCs w:val="20"/>
+        </w:rPr>
+        <w:t xml:space="preserve">Below the strip: legacy main tiles (REVENUE AT RISK / REVENUE PROTECTED / EXPANSION PIPELINE), each with a 'Confirmed' badge after the honesty rework.</w:t>
+      </w:r>
+    </w:p>
+    <w:p>
+      <w:pPr>
+        <w:spacing w:after="60"/>
+        <w:ind w:left="200"/>
+      </w:pPr>
+      <w:r>
+        <w:rPr>
+          <w:b/>
+          <w:bCs/>
+          <w:sz w:val="20"/>
+          <w:szCs w:val="20"/>
+        </w:rPr>
+        <w:t xml:space="preserve">5. </w:t>
+      </w:r>
+      <w:r>
+        <w:rPr>
+          <w:sz w:val="20"/>
+          <w:szCs w:val="20"/>
+        </w:rPr>
+        <w:t xml:space="preserve">'TOP EXPANSION OPPORTUNITIES' + 'TOP AT-RISK ACCOUNTS' panels — these populate from the Predictor v3 (Wizard D-calibrated) per-account forecasts, ranked by ARR impact. CI bands hover inline.</w:t>
+      </w:r>
+    </w:p>
+    <w:p>
+      <w:pPr>
+        <w:spacing w:after="60"/>
+        <w:ind w:left="200"/>
+      </w:pPr>
+      <w:r>
+        <w:rPr>
+          <w:b/>
+          <w:bCs/>
+          <w:sz w:val="20"/>
+          <w:szCs w:val="20"/>
+        </w:rPr>
+        <w:t xml:space="preserve">6. </w:t>
+      </w:r>
+      <w:r>
+        <w:rPr>
+          <w:sz w:val="20"/>
+          <w:szCs w:val="20"/>
+        </w:rPr>
+        <w:t xml:space="preserve">Right sidebar: 'Pending Decisions' panel (PR #39) — 5 exec-altitude items awaiting CRO sign-off, sorted by revenue at stake. Below it: 'Power of 1 · ROI Engine' tile showing portfolio ROI (7.6%).</w:t>
+      </w:r>
+    </w:p>
+    <w:p>
+      <w:pPr>
         <w:pStyle w:val="Heading3"/>
         <w:spacing w:after="100" w:before="180"/>
       </w:pPr>
@@ -1452,6 +1660,214 @@
     </w:p>
     <w:p>
       <w:pPr>
+        <w:spacing w:after="120" w:before="120"/>
+        <w:jc w:val="center"/>
+      </w:pPr>
+      <w:r>
+        <w:drawing>
+          <wp:inline distT="0" distB="0" distL="0" distR="0">
+            <wp:extent cx="5524500" cy="3457575"/>
+            <wp:effectExtent t="0" r="0" b="0" l="0"/>
+            <wp:docPr id="1" name="" descr="" title=""/>
+            <wp:cNvGraphicFramePr>
+              <a:graphicFrameLocks xmlns:a="http://schemas.openxmlformats.org/drawingml/2006/main" noChangeAspect="1"/>
+            </wp:cNvGraphicFramePr>
+            <a:graphic xmlns:a="http://schemas.openxmlformats.org/drawingml/2006/main">
+              <a:graphicData uri="http://schemas.openxmlformats.org/drawingml/2006/picture">
+                <pic:pic xmlns:pic="http://schemas.openxmlformats.org/drawingml/2006/picture">
+                  <pic:nvPicPr>
+                    <pic:cNvPr id="0" name="" descr=""/>
+                    <pic:cNvPicPr>
+                      <a:picLocks noChangeAspect="1" noChangeArrowheads="1"/>
+                    </pic:cNvPicPr>
+                  </pic:nvPicPr>
+                  <pic:blipFill>
+                    <a:blip r:embed="rId8" cstate="none"/>
+                    <a:srcRect/>
+                    <a:stretch>
+                      <a:fillRect/>
+                    </a:stretch>
+                  </pic:blipFill>
+                  <pic:spPr bwMode="auto">
+                    <a:xfrm>
+                      <a:off x="0" y="0"/>
+                      <a:ext cx="5524500" cy="3457575"/>
+                    </a:xfrm>
+                    <a:prstGeom prst="rect">
+                      <a:avLst/>
+                    </a:prstGeom>
+                  </pic:spPr>
+                </pic:pic>
+              </a:graphicData>
+            </a:graphic>
+          </wp:inline>
+        </w:drawing>
+      </w:r>
+    </w:p>
+    <w:p>
+      <w:pPr>
+        <w:spacing w:after="240"/>
+        <w:jc w:val="center"/>
+      </w:pPr>
+      <w:r>
+        <w:rPr>
+          <w:i/>
+          <w:iCs/>
+          <w:color w:val="606060"/>
+          <w:sz w:val="18"/>
+          <w:szCs w:val="18"/>
+        </w:rPr>
+        <w:t xml:space="preserve">CFO dashboard — top-of-fold on cust 334 (live screenshot)</w:t>
+      </w:r>
+    </w:p>
+    <w:p>
+      <w:pPr>
+        <w:spacing w:after="80" w:before="60"/>
+      </w:pPr>
+      <w:r>
+        <w:rPr>
+          <w:b/>
+          <w:bCs/>
+          <w:sz w:val="20"/>
+          <w:szCs w:val="20"/>
+        </w:rPr>
+        <w:t xml:space="preserve">Key elements:</w:t>
+      </w:r>
+    </w:p>
+    <w:p>
+      <w:pPr>
+        <w:spacing w:after="60"/>
+        <w:ind w:left="200"/>
+      </w:pPr>
+      <w:r>
+        <w:rPr>
+          <w:b/>
+          <w:bCs/>
+          <w:sz w:val="20"/>
+          <w:szCs w:val="20"/>
+        </w:rPr>
+        <w:t xml:space="preserve">1. </w:t>
+      </w:r>
+      <w:r>
+        <w:rPr>
+          <w:sz w:val="20"/>
+          <w:szCs w:val="20"/>
+        </w:rPr>
+        <w:t xml:space="preserve">Header: 'INVESTMENT INTELLIGENCE · Q2 2026' with Portfolio Pulse (16 Healthy / 9 At Risk / 5 Critical for cust 334).</w:t>
+      </w:r>
+    </w:p>
+    <w:p>
+      <w:pPr>
+        <w:spacing w:after="60"/>
+        <w:ind w:left="200"/>
+      </w:pPr>
+      <w:r>
+        <w:rPr>
+          <w:b/>
+          <w:bCs/>
+          <w:sz w:val="20"/>
+          <w:szCs w:val="20"/>
+        </w:rPr>
+        <w:t xml:space="preserve">2. </w:t>
+      </w:r>
+      <w:r>
+        <w:rPr>
+          <w:sz w:val="20"/>
+          <w:szCs w:val="20"/>
+        </w:rPr>
+        <w:t xml:space="preserve">'REVENUE INTELLIGENCE (CONTEXT GRAPH)' strip — same engine as CRO (evidence-weighted), proves the two persona dashboards reconcile. PR #38 Phase 1 audit pins this parity.</w:t>
+      </w:r>
+    </w:p>
+    <w:p>
+      <w:pPr>
+        <w:spacing w:after="60"/>
+        <w:ind w:left="200"/>
+      </w:pPr>
+      <w:r>
+        <w:rPr>
+          <w:b/>
+          <w:bCs/>
+          <w:sz w:val="20"/>
+          <w:szCs w:val="20"/>
+        </w:rPr>
+        <w:t xml:space="preserve">3. </w:t>
+      </w:r>
+      <w:r>
+        <w:rPr>
+          <w:sz w:val="20"/>
+          <w:szCs w:val="20"/>
+        </w:rPr>
+        <w:t xml:space="preserve">Confirmed Revenue at Risk $39.9M / Protected $32.5M / Expansion Pipeline $24.5M tiles, each with 'View 8 sample outcomes →' drill-downs into the actual context-graph OUTCOME nodes (audit trail).</w:t>
+      </w:r>
+    </w:p>
+    <w:p>
+      <w:pPr>
+        <w:spacing w:after="60"/>
+        <w:ind w:left="200"/>
+      </w:pPr>
+      <w:r>
+        <w:rPr>
+          <w:b/>
+          <w:bCs/>
+          <w:sz w:val="20"/>
+          <w:szCs w:val="20"/>
+        </w:rPr>
+        <w:t xml:space="preserve">4. </w:t>
+      </w:r>
+      <w:r>
+        <w:rPr>
+          <w:sz w:val="20"/>
+          <w:szCs w:val="20"/>
+        </w:rPr>
+        <w:t xml:space="preserve">Four-tile row: TOTAL ARR / CS INVESTMENT / REALIZED NRR — TTM (Wizard B counterfactual, 88.49% with Confirmed badge) / FORECAST NRR — NEXT 12MO (Predictor v3 — Wizard D-calibrated, 103.71%).</w:t>
+      </w:r>
+    </w:p>
+    <w:p>
+      <w:pPr>
+        <w:spacing w:after="60"/>
+        <w:ind w:left="200"/>
+      </w:pPr>
+      <w:r>
+        <w:rPr>
+          <w:b/>
+          <w:bCs/>
+          <w:sz w:val="20"/>
+          <w:szCs w:val="20"/>
+        </w:rPr>
+        <w:t xml:space="preserve">5. </w:t>
+      </w:r>
+      <w:r>
+        <w:rPr>
+          <w:sz w:val="20"/>
+          <w:szCs w:val="20"/>
+        </w:rPr>
+        <w:t xml:space="preserve">Below the fold (not visible in screenshot): the 'PAST — THREE LENSES' panel — Lens A (Historical, uploaded outcomes), Lens B (Counterfactual, Wizard B), Lens C (Realized, PlaybookExecutionV2 sums). The CFO's signature surface, fixed by PR #43 + #44 for label clarity.</w:t>
+      </w:r>
+    </w:p>
+    <w:p>
+      <w:pPr>
+        <w:spacing w:after="60"/>
+        <w:ind w:left="200"/>
+      </w:pPr>
+      <w:r>
+        <w:rPr>
+          <w:b/>
+          <w:bCs/>
+          <w:sz w:val="20"/>
+          <w:szCs w:val="20"/>
+        </w:rPr>
+        <w:t xml:space="preserve">6. </w:t>
+      </w:r>
+      <w:r>
+        <w:rPr>
+          <w:sz w:val="20"/>
+          <w:szCs w:val="20"/>
+        </w:rPr>
+        <w:t xml:space="preserve">Right sidebar: 'Pending Decisions' panel (CFO framing — 'Authorise budget to protect X' instead of CRO's 'Decide intervention for X'). Same 5 items, persona-aware sorting by $ spend.</w:t>
+      </w:r>
+    </w:p>
+    <w:p>
+      <w:pPr>
         <w:pStyle w:val="Heading3"/>
         <w:spacing w:after="100" w:before="180"/>
       </w:pPr>
@@ -1615,7 +2031,193 @@
         <w:spacing w:after="120"/>
       </w:pPr>
       <w:r>
-        <w:t xml:space="preserve">Route: /ceo-dashboard. Component: CEODashboard.tsx. Audience: CEO at the customer (or PE-portfolio CEO at the parent level if portfolio mode is on).</w:t>
+        <w:t xml:space="preserve">Route: /ceo (also /saas-dashboard/ceo). Component: CEODashboard.tsx. Audience: CEO at the customer (or PE-portfolio CEO at the parent level if portfolio mode is on).</w:t>
+      </w:r>
+    </w:p>
+    <w:p>
+      <w:pPr>
+        <w:spacing w:after="120" w:before="120"/>
+        <w:jc w:val="center"/>
+      </w:pPr>
+      <w:r>
+        <w:drawing>
+          <wp:inline distT="0" distB="0" distL="0" distR="0">
+            <wp:extent cx="5524500" cy="3457575"/>
+            <wp:effectExtent t="0" r="0" b="0" l="0"/>
+            <wp:docPr id="1" name="" descr="" title=""/>
+            <wp:cNvGraphicFramePr>
+              <a:graphicFrameLocks xmlns:a="http://schemas.openxmlformats.org/drawingml/2006/main" noChangeAspect="1"/>
+            </wp:cNvGraphicFramePr>
+            <a:graphic xmlns:a="http://schemas.openxmlformats.org/drawingml/2006/main">
+              <a:graphicData uri="http://schemas.openxmlformats.org/drawingml/2006/picture">
+                <pic:pic xmlns:pic="http://schemas.openxmlformats.org/drawingml/2006/picture">
+                  <pic:nvPicPr>
+                    <pic:cNvPr id="0" name="" descr=""/>
+                    <pic:cNvPicPr>
+                      <a:picLocks noChangeAspect="1" noChangeArrowheads="1"/>
+                    </pic:cNvPicPr>
+                  </pic:nvPicPr>
+                  <pic:blipFill>
+                    <a:blip r:embed="rId9" cstate="none"/>
+                    <a:srcRect/>
+                    <a:stretch>
+                      <a:fillRect/>
+                    </a:stretch>
+                  </pic:blipFill>
+                  <pic:spPr bwMode="auto">
+                    <a:xfrm>
+                      <a:off x="0" y="0"/>
+                      <a:ext cx="5524500" cy="3457575"/>
+                    </a:xfrm>
+                    <a:prstGeom prst="rect">
+                      <a:avLst/>
+                    </a:prstGeom>
+                  </pic:spPr>
+                </pic:pic>
+              </a:graphicData>
+            </a:graphic>
+          </wp:inline>
+        </w:drawing>
+      </w:r>
+    </w:p>
+    <w:p>
+      <w:pPr>
+        <w:spacing w:after="240"/>
+        <w:jc w:val="center"/>
+      </w:pPr>
+      <w:r>
+        <w:rPr>
+          <w:i/>
+          <w:iCs/>
+          <w:color w:val="606060"/>
+          <w:sz w:val="18"/>
+          <w:szCs w:val="18"/>
+        </w:rPr>
+        <w:t xml:space="preserve">CEO dashboard — 'PORTFOLIO COMMAND CENTER' on cust 334 (single-tenant mode)</w:t>
+      </w:r>
+    </w:p>
+    <w:p>
+      <w:pPr>
+        <w:spacing w:after="80" w:before="60"/>
+      </w:pPr>
+      <w:r>
+        <w:rPr>
+          <w:b/>
+          <w:bCs/>
+          <w:sz w:val="20"/>
+          <w:szCs w:val="20"/>
+        </w:rPr>
+        <w:t xml:space="preserve">Key elements:</w:t>
+      </w:r>
+    </w:p>
+    <w:p>
+      <w:pPr>
+        <w:spacing w:after="60"/>
+        <w:ind w:left="200"/>
+      </w:pPr>
+      <w:r>
+        <w:rPr>
+          <w:b/>
+          <w:bCs/>
+          <w:sz w:val="20"/>
+          <w:szCs w:val="20"/>
+        </w:rPr>
+        <w:t xml:space="preserve">1. </w:t>
+      </w:r>
+      <w:r>
+        <w:rPr>
+          <w:sz w:val="20"/>
+          <w:szCs w:val="20"/>
+        </w:rPr>
+        <w:t xml:space="preserve">'PORTFOLIO COMMAND CENTER' header — when only one customer exists under a portfolio_id (single-tenant mode for cust 334), shows the Executive Scorecard alternative added by PR #31.</w:t>
+      </w:r>
+    </w:p>
+    <w:p>
+      <w:pPr>
+        <w:spacing w:after="60"/>
+        <w:ind w:left="200"/>
+      </w:pPr>
+      <w:r>
+        <w:rPr>
+          <w:b/>
+          <w:bCs/>
+          <w:sz w:val="20"/>
+          <w:szCs w:val="20"/>
+        </w:rPr>
+        <w:t xml:space="preserve">2. </w:t>
+      </w:r>
+      <w:r>
+        <w:rPr>
+          <w:sz w:val="20"/>
+          <w:szCs w:val="20"/>
+        </w:rPr>
+        <w:t xml:space="preserve">4-tile top row: TOTAL PORTFOLIO ARR $175.4M / AVG HEALTH 83.6 / NET REVENUE RETENTION 104.0% / ACCOUNTS AT RISK 14. The NRR number is the Wizard D-calibrated forecast (Predictor v3, ARR-weighted, 12mo horizon).</w:t>
+      </w:r>
+    </w:p>
+    <w:p>
+      <w:pPr>
+        <w:spacing w:after="60"/>
+        <w:ind w:left="200"/>
+      </w:pPr>
+      <w:r>
+        <w:rPr>
+          <w:b/>
+          <w:bCs/>
+          <w:sz w:val="20"/>
+          <w:szCs w:val="20"/>
+        </w:rPr>
+        <w:t xml:space="preserve">3. </w:t>
+      </w:r>
+      <w:r>
+        <w:rPr>
+          <w:sz w:val="20"/>
+          <w:szCs w:val="20"/>
+        </w:rPr>
+        <w:t xml:space="preserve">TOP EXPANSION OPPORTUNITIES + TOP AT-RISK ACCOUNTS panels — same Wizard D data as the CRO surface, framed for board-altitude consumption.</w:t>
+      </w:r>
+    </w:p>
+    <w:p>
+      <w:pPr>
+        <w:spacing w:after="60"/>
+        <w:ind w:left="200"/>
+      </w:pPr>
+      <w:r>
+        <w:rPr>
+          <w:b/>
+          <w:bCs/>
+          <w:sz w:val="20"/>
+          <w:szCs w:val="20"/>
+        </w:rPr>
+        <w:t xml:space="preserve">4. </w:t>
+      </w:r>
+      <w:r>
+        <w:rPr>
+          <w:sz w:val="20"/>
+          <w:szCs w:val="20"/>
+        </w:rPr>
+        <w:t xml:space="preserve">Right side: Portfolio Health gauge (84) + Predictor v3 ROI tile (7,887% — note this is the historical ROI which the disclosure heuristic flags as non-repeatable; see Outcome ROI doc §5).</w:t>
+      </w:r>
+    </w:p>
+    <w:p>
+      <w:pPr>
+        <w:spacing w:after="60"/>
+        <w:ind w:left="200"/>
+      </w:pPr>
+      <w:r>
+        <w:rPr>
+          <w:b/>
+          <w:bCs/>
+          <w:sz w:val="20"/>
+          <w:szCs w:val="20"/>
+        </w:rPr>
+        <w:t xml:space="preserve">5. </w:t>
+      </w:r>
+      <w:r>
+        <w:rPr>
+          <w:sz w:val="20"/>
+          <w:szCs w:val="20"/>
+        </w:rPr>
+        <w:t xml:space="preserve">Below: Executive Scorecard table with per-tile summary metrics.</w:t>
       </w:r>
     </w:p>
     <w:p>
@@ -1693,7 +2295,193 @@
         <w:spacing w:after="120"/>
       </w:pPr>
       <w:r>
-        <w:t xml:space="preserve">Route: /vpcs-dashboard. Component: VPCSDashboard.tsx. Audience: VP of Customer Success — the operational counterpart to the CFO.</w:t>
+        <w:t xml:space="preserve">Route: /vpcs (also /saas-dashboard/vpcs). Component: VPCSDashboard.tsx. Audience: VP of Customer Success — the operational counterpart to the CFO.</w:t>
+      </w:r>
+    </w:p>
+    <w:p>
+      <w:pPr>
+        <w:spacing w:after="120" w:before="120"/>
+        <w:jc w:val="center"/>
+      </w:pPr>
+      <w:r>
+        <w:drawing>
+          <wp:inline distT="0" distB="0" distL="0" distR="0">
+            <wp:extent cx="5524500" cy="3457575"/>
+            <wp:effectExtent t="0" r="0" b="0" l="0"/>
+            <wp:docPr id="1" name="" descr="" title=""/>
+            <wp:cNvGraphicFramePr>
+              <a:graphicFrameLocks xmlns:a="http://schemas.openxmlformats.org/drawingml/2006/main" noChangeAspect="1"/>
+            </wp:cNvGraphicFramePr>
+            <a:graphic xmlns:a="http://schemas.openxmlformats.org/drawingml/2006/main">
+              <a:graphicData uri="http://schemas.openxmlformats.org/drawingml/2006/picture">
+                <pic:pic xmlns:pic="http://schemas.openxmlformats.org/drawingml/2006/picture">
+                  <pic:nvPicPr>
+                    <pic:cNvPr id="0" name="" descr=""/>
+                    <pic:cNvPicPr>
+                      <a:picLocks noChangeAspect="1" noChangeArrowheads="1"/>
+                    </pic:cNvPicPr>
+                  </pic:nvPicPr>
+                  <pic:blipFill>
+                    <a:blip r:embed="rId10" cstate="none"/>
+                    <a:srcRect/>
+                    <a:stretch>
+                      <a:fillRect/>
+                    </a:stretch>
+                  </pic:blipFill>
+                  <pic:spPr bwMode="auto">
+                    <a:xfrm>
+                      <a:off x="0" y="0"/>
+                      <a:ext cx="5524500" cy="3457575"/>
+                    </a:xfrm>
+                    <a:prstGeom prst="rect">
+                      <a:avLst/>
+                    </a:prstGeom>
+                  </pic:spPr>
+                </pic:pic>
+              </a:graphicData>
+            </a:graphic>
+          </wp:inline>
+        </w:drawing>
+      </w:r>
+    </w:p>
+    <w:p>
+      <w:pPr>
+        <w:spacing w:after="240"/>
+        <w:jc w:val="center"/>
+      </w:pPr>
+      <w:r>
+        <w:rPr>
+          <w:i/>
+          <w:iCs/>
+          <w:color w:val="606060"/>
+          <w:sz w:val="18"/>
+          <w:szCs w:val="18"/>
+        </w:rPr>
+        <w:t xml:space="preserve">VPCS dashboard — top-of-fold on cust 334</w:t>
+      </w:r>
+    </w:p>
+    <w:p>
+      <w:pPr>
+        <w:spacing w:after="80" w:before="60"/>
+      </w:pPr>
+      <w:r>
+        <w:rPr>
+          <w:b/>
+          <w:bCs/>
+          <w:sz w:val="20"/>
+          <w:szCs w:val="20"/>
+        </w:rPr>
+        <w:t xml:space="preserve">Key elements:</w:t>
+      </w:r>
+    </w:p>
+    <w:p>
+      <w:pPr>
+        <w:spacing w:after="60"/>
+        <w:ind w:left="200"/>
+      </w:pPr>
+      <w:r>
+        <w:rPr>
+          <w:b/>
+          <w:bCs/>
+          <w:sz w:val="20"/>
+          <w:szCs w:val="20"/>
+        </w:rPr>
+        <w:t xml:space="preserve">1. </w:t>
+      </w:r>
+      <w:r>
+        <w:rPr>
+          <w:sz w:val="20"/>
+          <w:szCs w:val="20"/>
+        </w:rPr>
+        <w:t xml:space="preserve">TEAM CAPACITY tile (came online via PR #30 + commit fed7d7834) — hours-based utilization with resource_pool / utilization_pct / bottlenecks / recommendation. Replaced earlier account-count-derived fallback gauge.</w:t>
+      </w:r>
+    </w:p>
+    <w:p>
+      <w:pPr>
+        <w:spacing w:after="60"/>
+        <w:ind w:left="200"/>
+      </w:pPr>
+      <w:r>
+        <w:rPr>
+          <w:b/>
+          <w:bCs/>
+          <w:sz w:val="20"/>
+          <w:szCs w:val="20"/>
+        </w:rPr>
+        <w:t xml:space="preserve">2. </w:t>
+      </w:r>
+      <w:r>
+        <w:rPr>
+          <w:sz w:val="20"/>
+          <w:szCs w:val="20"/>
+        </w:rPr>
+        <w:t xml:space="preserve">Per-CSM Scorecards — accounts_rescued / accounts_lost / health_delta / playbook_success_rate. Counts are auditable via explicit lifecycle definitions (critical→healthy = rescue, healthy→critical = lost).</w:t>
+      </w:r>
+    </w:p>
+    <w:p>
+      <w:pPr>
+        <w:spacing w:after="60"/>
+        <w:ind w:left="200"/>
+      </w:pPr>
+      <w:r>
+        <w:rPr>
+          <w:b/>
+          <w:bCs/>
+          <w:sz w:val="20"/>
+          <w:szCs w:val="20"/>
+        </w:rPr>
+        <w:t xml:space="preserve">3. </w:t>
+      </w:r>
+      <w:r>
+        <w:rPr>
+          <w:sz w:val="20"/>
+          <w:szCs w:val="20"/>
+        </w:rPr>
+        <w:t xml:space="preserve">Top Performers panel — CSM ranking with composite score.</w:t>
+      </w:r>
+    </w:p>
+    <w:p>
+      <w:pPr>
+        <w:spacing w:after="60"/>
+        <w:ind w:left="200"/>
+      </w:pPr>
+      <w:r>
+        <w:rPr>
+          <w:b/>
+          <w:bCs/>
+          <w:sz w:val="20"/>
+          <w:szCs w:val="20"/>
+        </w:rPr>
+        <w:t xml:space="preserve">4. </w:t>
+      </w:r>
+      <w:r>
+        <w:rPr>
+          <w:sz w:val="20"/>
+          <w:szCs w:val="20"/>
+        </w:rPr>
+        <w:t xml:space="preserve">Renewal Pipeline widget (90-day window) — pulls renewal_date + forecast_category from CRM data.</w:t>
+      </w:r>
+    </w:p>
+    <w:p>
+      <w:pPr>
+        <w:spacing w:after="60"/>
+        <w:ind w:left="200"/>
+      </w:pPr>
+      <w:r>
+        <w:rPr>
+          <w:b/>
+          <w:bCs/>
+          <w:sz w:val="20"/>
+          <w:szCs w:val="20"/>
+        </w:rPr>
+        <w:t xml:space="preserve">5. </w:t>
+      </w:r>
+      <w:r>
+        <w:rPr>
+          <w:sz w:val="20"/>
+          <w:szCs w:val="20"/>
+        </w:rPr>
+        <w:t xml:space="preserve">Right sidebar typically shows playbook recommendations summary at the team level (vs CSM-cockpit per-account drill).</w:t>
       </w:r>
     </w:p>
     <w:p>
@@ -1775,7 +2563,193 @@
         <w:spacing w:after="120"/>
       </w:pPr>
       <w:r>
-        <w:t xml:space="preserve">Route: /csm or /saas-dashboard/csm. Component: CSMCockpit.tsx. Audience: individual CSM. This is the most-used surface in the product — designed for a 2-minute morning briefing.</w:t>
+        <w:t xml:space="preserve">Route: /saas-dashboard/csm. Component: CSMCockpit.tsx. Audience: individual CSM. This is the most-used surface in the product — designed for a 2-minute morning briefing.</w:t>
+      </w:r>
+    </w:p>
+    <w:p>
+      <w:pPr>
+        <w:spacing w:after="120" w:before="120"/>
+        <w:jc w:val="center"/>
+      </w:pPr>
+      <w:r>
+        <w:drawing>
+          <wp:inline distT="0" distB="0" distL="0" distR="0">
+            <wp:extent cx="5524500" cy="3457575"/>
+            <wp:effectExtent t="0" r="0" b="0" l="0"/>
+            <wp:docPr id="1" name="" descr="" title=""/>
+            <wp:cNvGraphicFramePr>
+              <a:graphicFrameLocks xmlns:a="http://schemas.openxmlformats.org/drawingml/2006/main" noChangeAspect="1"/>
+            </wp:cNvGraphicFramePr>
+            <a:graphic xmlns:a="http://schemas.openxmlformats.org/drawingml/2006/main">
+              <a:graphicData uri="http://schemas.openxmlformats.org/drawingml/2006/picture">
+                <pic:pic xmlns:pic="http://schemas.openxmlformats.org/drawingml/2006/picture">
+                  <pic:nvPicPr>
+                    <pic:cNvPr id="0" name="" descr=""/>
+                    <pic:cNvPicPr>
+                      <a:picLocks noChangeAspect="1" noChangeArrowheads="1"/>
+                    </pic:cNvPicPr>
+                  </pic:nvPicPr>
+                  <pic:blipFill>
+                    <a:blip r:embed="rId11" cstate="none"/>
+                    <a:srcRect/>
+                    <a:stretch>
+                      <a:fillRect/>
+                    </a:stretch>
+                  </pic:blipFill>
+                  <pic:spPr bwMode="auto">
+                    <a:xfrm>
+                      <a:off x="0" y="0"/>
+                      <a:ext cx="5524500" cy="3457575"/>
+                    </a:xfrm>
+                    <a:prstGeom prst="rect">
+                      <a:avLst/>
+                    </a:prstGeom>
+                  </pic:spPr>
+                </pic:pic>
+              </a:graphicData>
+            </a:graphic>
+          </wp:inline>
+        </w:drawing>
+      </w:r>
+    </w:p>
+    <w:p>
+      <w:pPr>
+        <w:spacing w:after="240"/>
+        <w:jc w:val="center"/>
+      </w:pPr>
+      <w:r>
+        <w:rPr>
+          <w:i/>
+          <w:iCs/>
+          <w:color w:val="606060"/>
+          <w:sz w:val="18"/>
+          <w:szCs w:val="18"/>
+        </w:rPr>
+        <w:t xml:space="preserve">CSM cockpit — 'Focus Mode' view on cust 334</w:t>
+      </w:r>
+    </w:p>
+    <w:p>
+      <w:pPr>
+        <w:spacing w:after="80" w:before="60"/>
+      </w:pPr>
+      <w:r>
+        <w:rPr>
+          <w:b/>
+          <w:bCs/>
+          <w:sz w:val="20"/>
+          <w:szCs w:val="20"/>
+        </w:rPr>
+        <w:t xml:space="preserve">Key elements:</w:t>
+      </w:r>
+    </w:p>
+    <w:p>
+      <w:pPr>
+        <w:spacing w:after="60"/>
+        <w:ind w:left="200"/>
+      </w:pPr>
+      <w:r>
+        <w:rPr>
+          <w:b/>
+          <w:bCs/>
+          <w:sz w:val="20"/>
+          <w:szCs w:val="20"/>
+        </w:rPr>
+        <w:t xml:space="preserve">1. </w:t>
+      </w:r>
+      <w:r>
+        <w:rPr>
+          <w:sz w:val="20"/>
+          <w:szCs w:val="20"/>
+        </w:rPr>
+        <w:t xml:space="preserve">FOCUS MODE — sequential task queue across the CSM's book, prioritised by impact × time-decay. 'TODAY'S QUEUE &gt;&gt; 1/5' progresses through items one at a time.</w:t>
+      </w:r>
+    </w:p>
+    <w:p>
+      <w:pPr>
+        <w:spacing w:after="60"/>
+        <w:ind w:left="200"/>
+      </w:pPr>
+      <w:r>
+        <w:rPr>
+          <w:b/>
+          <w:bCs/>
+          <w:sz w:val="20"/>
+          <w:szCs w:val="20"/>
+        </w:rPr>
+        <w:t xml:space="preserve">2. </w:t>
+      </w:r>
+      <w:r>
+        <w:rPr>
+          <w:sz w:val="20"/>
+          <w:szCs w:val="20"/>
+        </w:rPr>
+        <w:t xml:space="preserve">Critical card centre-stage — health score, churn-risk %, recommended action ('Initiate emergency churn prevention'), renewal countdown ('renewal in N days').</w:t>
+      </w:r>
+    </w:p>
+    <w:p>
+      <w:pPr>
+        <w:spacing w:after="60"/>
+        <w:ind w:left="200"/>
+      </w:pPr>
+      <w:r>
+        <w:rPr>
+          <w:b/>
+          <w:bCs/>
+          <w:sz w:val="20"/>
+          <w:szCs w:val="20"/>
+        </w:rPr>
+        <w:t xml:space="preserve">3. </w:t>
+      </w:r>
+      <w:r>
+        <w:rPr>
+          <w:sz w:val="20"/>
+          <w:szCs w:val="20"/>
+        </w:rPr>
+        <w:t xml:space="preserve">Action panel bottom: Prev / Snooze 1d / Skip / Complete &amp; Next / Ask AI — designed for fast triage without leaving the keyboard.</w:t>
+      </w:r>
+    </w:p>
+    <w:p>
+      <w:pPr>
+        <w:spacing w:after="60"/>
+        <w:ind w:left="200"/>
+      </w:pPr>
+      <w:r>
+        <w:rPr>
+          <w:b/>
+          <w:bCs/>
+          <w:sz w:val="20"/>
+          <w:szCs w:val="20"/>
+        </w:rPr>
+        <w:t xml:space="preserve">4. </w:t>
+      </w:r>
+      <w:r>
+        <w:rPr>
+          <w:sz w:val="20"/>
+          <w:szCs w:val="20"/>
+        </w:rPr>
+        <w:t xml:space="preserve">Right sidebar: 'KANBAN BOARD' alternate view — FIRE / THIS WEEK / OPPORTUNITY columns with drag-drop persistence via @dnd-kit (kanban_column stored in profile_metadata).</w:t>
+      </w:r>
+    </w:p>
+    <w:p>
+      <w:pPr>
+        <w:spacing w:after="60"/>
+        <w:ind w:left="200"/>
+      </w:pPr>
+      <w:r>
+        <w:rPr>
+          <w:b/>
+          <w:bCs/>
+          <w:sz w:val="20"/>
+          <w:szCs w:val="20"/>
+        </w:rPr>
+        <w:t xml:space="preserve">5. </w:t>
+      </w:r>
+      <w:r>
+        <w:rPr>
+          <w:sz w:val="20"/>
+          <w:szCs w:val="20"/>
+        </w:rPr>
+        <w:t xml:space="preserve">Account-drill drawer (opens on card click, not shown): pillar scores, signals timeline, vertical-aware playbook recommendations (PR #26 + #33 fix), stakeholder map, support tickets, journey timeline.</w:t>
       </w:r>
     </w:p>
     <w:p>
